--- a/EAF_Template.docx
+++ b/EAF_Template.docx
@@ -2,6 +2,17 @@
 <file path=word/document.xml><?xml version="1.0" encoding="utf-8"?>
 <w:document xmlns:wpc="http://schemas.microsoft.com/office/word/2010/wordprocessingCanvas" xmlns:cx="http://schemas.microsoft.com/office/drawing/2014/chartex" xmlns:cx1="http://schemas.microsoft.com/office/drawing/2015/9/8/chartex" xmlns:cx2="http://schemas.microsoft.com/office/drawing/2015/10/21/chartex" xmlns:cx3="http://schemas.microsoft.com/office/drawing/2016/5/9/chartex" xmlns:cx4="http://schemas.microsoft.com/office/drawing/2016/5/10/chartex" xmlns:cx5="http://schemas.microsoft.com/office/drawing/2016/5/11/chartex" xmlns:cx6="http://schemas.microsoft.com/office/drawing/2016/5/12/chartex" xmlns:cx7="http://schemas.microsoft.com/office/drawing/2016/5/13/chartex" xmlns:cx8="http://schemas.microsoft.com/office/drawing/2016/5/14/chartex" xmlns:mc="http://schemas.openxmlformats.org/markup-compatibility/2006" xmlns:aink="http://schemas.microsoft.com/office/drawing/2016/ink" xmlns:am3d="http://schemas.microsoft.com/office/drawing/2017/model3d" xmlns:o="urn:schemas-microsoft-com:office:office" xmlns:oel="http://schemas.microsoft.com/office/2019/extlst" xmlns:r="http://schemas.openxmlformats.org/officeDocument/2006/relationships" xmlns:m="http://schemas.openxmlformats.org/officeDocument/2006/math" xmlns:v="urn:schemas-microsoft-com:vml" xmlns:wp14="http://schemas.microsoft.com/office/word/2010/wordprocessingDrawing" xmlns:wp="http://schemas.openxmlformats.org/drawingml/2006/wordprocessingDrawing" xmlns:w10="urn:schemas-microsoft-com:office:word" xmlns:w="http://schemas.openxmlformats.org/wordprocessingml/2006/main" xmlns:w14="http://schemas.microsoft.com/office/word/2010/wordml" xmlns:w15="http://schemas.microsoft.com/office/word/2012/wordml" xmlns:w16cex="http://schemas.microsoft.com/office/word/2018/wordml/cex" xmlns:w16cid="http://schemas.microsoft.com/office/word/2016/wordml/cid" xmlns:w16="http://schemas.microsoft.com/office/word/2018/wordml" xmlns:w16du="http://schemas.microsoft.com/office/word/2023/wordml/word16du" xmlns:w16sdtdh="http://schemas.microsoft.com/office/word/2020/wordml/sdtdatahash" xmlns:w16sdtfl="http://schemas.microsoft.com/office/word/2024/wordml/sdtformatlock" xmlns:w16se="http://schemas.microsoft.com/office/word/2015/wordml/symex" xmlns:wpg="http://schemas.microsoft.com/office/word/2010/wordprocessingGroup" xmlns:wpi="http://schemas.microsoft.com/office/word/2010/wordprocessingInk" xmlns:wne="http://schemas.microsoft.com/office/word/2006/wordml" xmlns:wps="http://schemas.microsoft.com/office/word/2010/wordprocessingShape" mc:Ignorable="w14 w15 w16se w16cid w16 w16cex w16sdtdh w16sdtfl w16du wp14">
   <w:body>
+    <w:p>
+      <w:pPr>
+        <w:pStyle w:val="BodyText"/>
+        <w:rPr>
+          <w:rFonts w:ascii="Times New Roman"/>
+          <w:b w:val="0"/>
+          <w:sz w:val="20"/>
+          <w:u w:val="none"/>
+        </w:rPr>
+      </w:pPr>
+    </w:p>
     <w:p>
       <w:pPr>
         <w:pStyle w:val="BodyText"/>
@@ -170,7 +181,7 @@
           </mc:Choice>
           <mc:Fallback>
             <w:pict>
-              <v:group w14:anchorId="3552A316" id="Group 649125755" o:spid="_x0000_s1026" style="position:absolute;margin-left:0;margin-top:0;width:612pt;height:94.8pt;z-index:251660288;mso-wrap-distance-left:0;mso-wrap-distance-right:0;mso-position-horizontal-relative:page;mso-height-relative:margin" coordsize="77724,15278" o:gfxdata="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">
+              <v:group w14:anchorId="307C375B" id="Group 649125755" o:spid="_x0000_s1026" style="position:absolute;margin-left:0;margin-top:0;width:612pt;height:94.8pt;z-index:251660288;mso-wrap-distance-left:0;mso-wrap-distance-right:0;mso-position-horizontal-relative:page;mso-height-relative:margin" coordsize="77724,15278" o:gfxdata="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">
                 <v:shapetype id="_x0000_t75" coordsize="21600,21600" o:spt="75" o:preferrelative="t" path="m@4@5l@4@11@9@11@9@5xe" filled="f" stroked="f">
                   <v:stroke joinstyle="miter"/>
                   <v:formulas>
@@ -4221,7 +4232,7 @@
                 <w:szCs w:val="18"/>
               </w:rPr>
               <w:drawing>
-                <wp:anchor distT="0" distB="0" distL="114300" distR="114300" simplePos="0" relativeHeight="251657216" behindDoc="1" locked="0" layoutInCell="1" allowOverlap="1" wp14:anchorId="21539C76" wp14:editId="1DFEE5F6">
+                <wp:anchor distT="0" distB="0" distL="114300" distR="114300" simplePos="0" relativeHeight="251657216" behindDoc="1" locked="0" layoutInCell="1" allowOverlap="1" wp14:anchorId="21539C76" wp14:editId="4E78978C">
                   <wp:simplePos x="0" y="0"/>
                   <wp:positionH relativeFrom="margin">
                     <wp:posOffset>934085</wp:posOffset>
